--- a/builds/Что нужно от вас.docx
+++ b/builds/Что нужно от вас.docx
@@ -194,7 +194,7 @@
                 <w:color w:val="1F2937"/>
                 <w:sz w:val="19"/>
               </w:rPr>
-              <w:t>Диктант озвучиваем синтезом или начитаете сами?</w:t>
+              <w:t>GG3: сгенерировать пять картинок для диктанта</w:t>
             </w:r>
           </w:p>
           <w:p>
@@ -206,7 +206,7 @@
                 <w:color w:val="1F2937"/>
                 <w:sz w:val="19"/>
               </w:rPr>
-              <w:t>SM3 тест блок 18 и GG3 тест блок 19, по четыре коротких предложения в каждом</w:t>
+              <w:t>Промпт на лист прислан в чат: bus, taxi, train, motorbike, plane</w:t>
             </w:r>
           </w:p>
         </w:tc>
@@ -224,7 +224,7 @@
                 <w:color w:val="5A6372"/>
                 <w:sz w:val="19"/>
               </w:rPr>
-              <w:t>Останется синтез. Если нужен ваш голос — сниму разметку audio_tts и положу текст пунктов в этот файл, как сделано с аудированием</w:t>
+              <w:t>Диктант в тесте GG3 останется на слух. В SM3 он уже переделан: картинка → слово, картинки были</w:t>
             </w:r>
           </w:p>
         </w:tc>
@@ -970,7 +970,7 @@
                 <w:color w:val="1F2937"/>
                 <w:sz w:val="19"/>
               </w:rPr>
-              <w:t>Блоки аудирования кнопка не тронет — там audio_tts нет специально</w:t>
+              <w:t>Блок аудирования и диктант SM3 кнопка не тронет — там audio_tts нет специально</w:t>
             </w:r>
           </w:p>
         </w:tc>
@@ -2216,6 +2216,19 @@
           <w:color w:val="1F2937"/>
           <w:sz w:val="19"/>
         </w:rPr>
+        <w:t>Диктант — не на слух: ученик видит картинку и пишет слово. Пять слов из целевой лексики первого урока (SM3: upstairs, downstairs, cellar и два числа; GG3: транспорт со страниц 4–5, ждём картинки).</w:t>
+      </w:r>
+    </w:p>
+    <w:p>
+      <w:pPr>
+        <w:pStyle w:val="ListBullet"/>
+        <w:spacing w:after="60"/>
+      </w:pPr>
+      <w:r>
+        <w:rPr>
+          <w:color w:val="1F2937"/>
+          <w:sz w:val="19"/>
+        </w:rPr>
         <w:t>Все уроки заливаются с is_published = false — публикацию включаете вы.</w:t>
       </w:r>
     </w:p>

--- a/builds/Что нужно от вас.docx
+++ b/builds/Что нужно от вас.docx
@@ -194,76 +194,6 @@
                 <w:color w:val="1F2937"/>
                 <w:sz w:val="19"/>
               </w:rPr>
-              <w:t>GG3: сгенерировать пять картинок для диктанта</w:t>
-            </w:r>
-          </w:p>
-          <w:p>
-            <w:pPr>
-              <w:spacing w:after="20"/>
-            </w:pPr>
-            <w:r>
-              <w:rPr>
-                <w:color w:val="1F2937"/>
-                <w:sz w:val="19"/>
-              </w:rPr>
-              <w:t>Промпт на лист прислан в чат: bus, taxi, train, motorbike, plane</w:t>
-            </w:r>
-          </w:p>
-        </w:tc>
-        <w:tc>
-          <w:tcPr>
-            <w:tcW w:type="dxa" w:w="5953"/>
-          </w:tcPr>
-          <w:p>
-            <w:pPr>
-              <w:spacing w:after="20"/>
-            </w:pPr>
-            <w:r/>
-            <w:r>
-              <w:rPr>
-                <w:color w:val="5A6372"/>
-                <w:sz w:val="19"/>
-              </w:rPr>
-              <w:t>Диктант в тесте GG3 останется на слух. В SM3 он уже переделан: картинка → слово, картинки были</w:t>
-            </w:r>
-          </w:p>
-        </w:tc>
-      </w:tr>
-      <w:tr>
-        <w:tc>
-          <w:tcPr>
-            <w:tcW w:type="dxa" w:w="567"/>
-            <w:shd w:val="clear" w:color="auto" w:fill="F3F7FC"/>
-          </w:tcPr>
-          <w:p>
-            <w:pPr>
-              <w:spacing w:after="20"/>
-            </w:pPr>
-            <w:r/>
-            <w:r>
-              <w:rPr>
-                <w:b/>
-                <w:color w:val="143A6B"/>
-                <w:sz w:val="19"/>
-              </w:rPr>
-              <w:t>2</w:t>
-            </w:r>
-          </w:p>
-        </w:tc>
-        <w:tc>
-          <w:tcPr>
-            <w:tcW w:type="dxa" w:w="3628"/>
-          </w:tcPr>
-          <w:p>
-            <w:pPr>
-              <w:spacing w:after="20"/>
-            </w:pPr>
-            <w:r/>
-            <w:r>
-              <w:rPr>
-                <w:color w:val="1F2937"/>
-                <w:sz w:val="19"/>
-              </w:rPr>
               <w:t>Куда переехали и где теперь редактор</w:t>
             </w:r>
           </w:p>
@@ -304,7 +234,7 @@
                 <w:color w:val="143A6B"/>
                 <w:sz w:val="19"/>
               </w:rPr>
-              <w:t>3</w:t>
+              <w:t>2</w:t>
             </w:r>
           </w:p>
         </w:tc>
@@ -362,7 +292,7 @@
                 <w:color w:val="143A6B"/>
                 <w:sz w:val="19"/>
               </w:rPr>
-              <w:t>4</w:t>
+              <w:t>3</w:t>
             </w:r>
           </w:p>
         </w:tc>
@@ -420,7 +350,7 @@
                 <w:color w:val="143A6B"/>
                 <w:sz w:val="19"/>
               </w:rPr>
-              <w:t>5</w:t>
+              <w:t>4</w:t>
             </w:r>
           </w:p>
         </w:tc>
@@ -970,7 +900,7 @@
                 <w:color w:val="1F2937"/>
                 <w:sz w:val="19"/>
               </w:rPr>
-              <w:t>Блок аудирования и диктант SM3 кнопка не тронет — там audio_tts нет специально</w:t>
+              <w:t>Блоки аудирования и диктанты кнопка не тронет — там audio_tts нет специально</w:t>
             </w:r>
           </w:p>
         </w:tc>
@@ -2216,7 +2146,7 @@
           <w:color w:val="1F2937"/>
           <w:sz w:val="19"/>
         </w:rPr>
-        <w:t>Диктант — не на слух: ученик видит картинку и пишет слово. Пять слов из целевой лексики первого урока (SM3: upstairs, downstairs, cellar и два числа; GG3: транспорт со страниц 4–5, ждём картинки).</w:t>
+        <w:t>Диктант — не на слух: ученик видит картинку и пишет слово. Пять слов из целевой лексики первого урока (SM3: upstairs, downstairs, cellar и два числа; GG3: bus, taxi, train, motorbike, plane — картинки нарезаны).</w:t>
       </w:r>
     </w:p>
     <w:p>

--- a/builds/Что нужно от вас.docx
+++ b/builds/Что нужно от вас.docx
@@ -27,7 +27,7 @@
           <w:color w:val="5A6372"/>
           <w:sz w:val="19"/>
         </w:rPr>
-        <w:t>Нулевые юниты трёх курсов: SM0 (Super Minds Starter), SM3 (Super Minds 3), GG3 (Get Great 3). Обновлено 18.10.</w:t>
+        <w:t>Нулевые юниты трёх курсов: SM0 (Super Minds Starter), SM3 (Super Minds 3), GG3 (Get Great 3). Обновлено 19.10.</w:t>
       </w:r>
     </w:p>
     <w:p>
@@ -41,7 +41,7 @@
           <w:color w:val="5A6372"/>
           <w:sz w:val="19"/>
         </w:rPr>
-        <w:t>В базу ничего не залито: платформа переезжает на WowSpeak Team, и всё, что попадёт в старую базу, потеряется вместе с ней. Пока всё лежит файлами — SQL для домашек и тестов, Word для планов, PowerPoint для презентации.</w:t>
+        <w:t>Работаем на платформе app.wowteach.ru — пути ниже платформенные. В базу уроки пока не залиты: SQL готов, залью черновиками по вашей отмашке (вопрос 1). Планы — Word, презентация SM0 — PowerPoint, их в базу не заливаем.</w:t>
       </w:r>
     </w:p>
     <w:p>
@@ -194,7 +194,7 @@
                 <w:color w:val="1F2937"/>
                 <w:sz w:val="19"/>
               </w:rPr>
-              <w:t>Куда переехали и где теперь редактор</w:t>
+              <w:t>Заливать ли готовые уроки в базу сейчас</w:t>
             </w:r>
           </w:p>
         </w:tc>
@@ -212,7 +212,7 @@
                 <w:color w:val="5A6372"/>
                 <w:sz w:val="19"/>
               </w:rPr>
-              <w:t>Ничего нельзя залить: ни ДЗ, ни тесты. Всё лежит файлами в репозитории и ждёт адреса</w:t>
+              <w:t>Пока не залиты: ДЗ 1 и тест SM0, четыре ДЗ и тест SM3, тест GG3. Скажете «да» — зальют черновиками (is_published = false), и вы увидите их в «Контент» → «Библиотека». Без этого они так и лежат файлами в репозитории</w:t>
             </w:r>
           </w:p>
         </w:tc>
@@ -888,6 +888,18 @@
                 <w:color w:val="1F2937"/>
                 <w:sz w:val="19"/>
               </w:rPr>
+              <w:t>«Контент» → «Медиа» → «🔊 Озвучить пачкой».</w:t>
+            </w:r>
+          </w:p>
+          <w:p>
+            <w:pPr>
+              <w:spacing w:after="20"/>
+            </w:pPr>
+            <w:r>
+              <w:rPr>
+                <w:color w:val="1F2937"/>
+                <w:sz w:val="19"/>
+              </w:rPr>
               <w:t>SM0: ДЗ 1 блоки 4–6 и тест блок 6. SM3: ДЗ 1–4 и тест. GG3: тест.</w:t>
             </w:r>
           </w:p>
@@ -900,7 +912,19 @@
                 <w:color w:val="1F2937"/>
                 <w:sz w:val="19"/>
               </w:rPr>
-              <w:t>Блоки аудирования и диктанты кнопка не тронет — там audio_tts нет специально</w:t>
+              <w:t>Блоки аудирования и диктанты кнопка не тронет — там audio_tts нет специально.</w:t>
+            </w:r>
+          </w:p>
+          <w:p>
+            <w:pPr>
+              <w:spacing w:after="20"/>
+            </w:pPr>
+            <w:r>
+              <w:rPr>
+                <w:color w:val="1F2937"/>
+                <w:sz w:val="19"/>
+              </w:rPr>
+              <w:t>Если платформа ответит «Сервер озвучки не ответил платформе» — синтез пока можно сделать в classroom.wowteach.ru, он работает</w:t>
             </w:r>
           </w:p>
         </w:tc>
@@ -1352,7 +1376,7 @@
                 <w:color w:val="1F2937"/>
                 <w:sz w:val="19"/>
               </w:rPr>
-              <w:t>Посмотреть глазами домашки и тесты после заливки</w:t>
+              <w:t>Посмотреть глазами ученика после заливки</w:t>
             </w:r>
           </w:p>
         </w:tc>
@@ -1370,7 +1394,7 @@
                 <w:color w:val="1F2937"/>
                 <w:sz w:val="19"/>
               </w:rPr>
-              <w:t>На новом месте</w:t>
+              <w:t>«Контент» → «Библиотека» → курс → юнит → 👁 у материала (под каждым заданием виден верный ответ)</w:t>
             </w:r>
           </w:p>
         </w:tc>
@@ -1446,7 +1470,7 @@
                 <w:color w:val="1F2937"/>
                 <w:sz w:val="19"/>
               </w:rPr>
-              <w:t>Включить публикацию</w:t>
+              <w:t>Опубликовать</w:t>
             </w:r>
           </w:p>
         </w:tc>
@@ -1464,7 +1488,7 @@
                 <w:color w:val="1F2937"/>
                 <w:sz w:val="19"/>
               </w:rPr>
-              <w:t>Все уроки залиты с is_published = false</w:t>
+              <w:t>Там же: «⋯» → «Опубликовать» или «☰ Списком» → галочки → «✓ Опубликовать». Заливаются всегда черновиками</w:t>
             </w:r>
           </w:p>
         </w:tc>
@@ -1513,7 +1537,7 @@
           <w:color w:val="5A6372"/>
           <w:sz w:val="18"/>
         </w:rPr>
-        <w:t>Три записи. Присылайте файлы с такими именами — имя само говорит, в какой блок их вставить, остальное сделаю я.</w:t>
+        <w:t>Три записи. Присылайте файлы с такими именами — имя само говорит, в какой блок их вставить, остальное сделаю я. Если удобнее самой: «Контент» → «Медиа» → «Загрузить» → «Копировать» ссылку, и вставить её в блок через «Редактировать».</w:t>
       </w:r>
     </w:p>
     <w:p>
@@ -2159,7 +2183,20 @@
           <w:color w:val="1F2937"/>
           <w:sz w:val="19"/>
         </w:rPr>
-        <w:t>Все уроки заливаются с is_published = false — публикацию включаете вы.</w:t>
+        <w:t>Все уроки заливаются с is_published = false — публикацию включаете вы в «Контент» → «Библиотека».</w:t>
+      </w:r>
+    </w:p>
+    <w:p>
+      <w:pPr>
+        <w:pStyle w:val="ListBullet"/>
+        <w:spacing w:after="60"/>
+      </w:pPr>
+      <w:r>
+        <w:rPr>
+          <w:color w:val="1F2937"/>
+          <w:sz w:val="19"/>
+        </w:rPr>
+        <w:t>С 16.10 работаем на платформе app.wowteach.ru: контент собираем по-старому в репозитории classroom, а смотрим, правим и публикуем на платформе.</w:t>
       </w:r>
     </w:p>
     <w:sectPr>

--- a/builds/Что нужно от вас.docx
+++ b/builds/Что нужно от вас.docx
@@ -41,7 +41,7 @@
           <w:color w:val="5A6372"/>
           <w:sz w:val="19"/>
         </w:rPr>
-        <w:t>Работаем на платформе app.wowteach.ru — пути ниже платформенные. В базу уроки пока не залиты: SQL готов, залью черновиками по вашей отмашке (вопрос 1). Планы — Word, презентация SM0 — PowerPoint, их в базу не заливаем.</w:t>
+        <w:t>Работаем на платформе app.wowteach.ru — пути ниже платформенные. Уроки залиты 19.10 черновиками: ученикам они не видны, пока вы не опубликуете. Планы — Word, презентация SM0 — PowerPoint, их в базу не заливаем.</w:t>
       </w:r>
     </w:p>
     <w:p>
@@ -194,7 +194,7 @@
                 <w:color w:val="1F2937"/>
                 <w:sz w:val="19"/>
               </w:rPr>
-              <w:t>Заливать ли готовые уроки в базу сейчас</w:t>
+              <w:t>SM0, юнит 0: что делать с чужой «Homework 1»</w:t>
             </w:r>
           </w:p>
         </w:tc>
@@ -212,7 +212,7 @@
                 <w:color w:val="5A6372"/>
                 <w:sz w:val="19"/>
               </w:rPr>
-              <w:t>Пока не залиты: ДЗ 1 и тест SM0, четыре ДЗ и тест SM3, тест GG3. Скажете «да» — зальют черновиками (is_published = false), и вы увидите их в «Контент» → «Библиотека». Без этого они так и лежат файлами в репозитории</w:t>
+              <w:t>В юните теперь две «Homework 1»: наша восстановленная (9 блоков, идёт первой) и старая чужая — копия ДЗ 4 юнита 1 (17 блоков, идёт второй). Скажете — удалю или переименую старую. Пока в библиотеке два урока с одним названием</w:t>
             </w:r>
           </w:p>
         </w:tc>

--- a/builds/Что нужно от вас.docx
+++ b/builds/Что нужно от вас.docx
@@ -27,7 +27,7 @@
           <w:color w:val="5A6372"/>
           <w:sz w:val="19"/>
         </w:rPr>
-        <w:t>Нулевые юниты трёх курсов: SM0 (Super Minds Starter), SM3 (Super Minds 3), GG3 (Get Great 3). Обновлено 19.10.</w:t>
+        <w:t>Нулевые юниты трёх курсов: SM0 (Super Minds Starter), SM3 (Super Minds 3), GG3 (Get Great 3), и Halloween — курс Holidays (7 уроков-игр и 7 домашек). Обновлено 19.10.</w:t>
       </w:r>
     </w:p>
     <w:p>
@@ -387,6 +387,64 @@
                 <w:sz w:val="19"/>
               </w:rPr>
               <w:t>128 картинок из 150 меньше 300 px по большей стороне. Без решения не соберу промпты листами — а генерировать удобнее за один присест</w:t>
+            </w:r>
+          </w:p>
+        </w:tc>
+      </w:tr>
+      <w:tr>
+        <w:tc>
+          <w:tcPr>
+            <w:tcW w:type="dxa" w:w="567"/>
+            <w:shd w:val="clear" w:color="auto" w:fill="F3F7FC"/>
+          </w:tcPr>
+          <w:p>
+            <w:pPr>
+              <w:spacing w:after="20"/>
+            </w:pPr>
+            <w:r/>
+            <w:r>
+              <w:rPr>
+                <w:b/>
+                <w:color w:val="143A6B"/>
+                <w:sz w:val="19"/>
+              </w:rPr>
+              <w:t>5</w:t>
+            </w:r>
+          </w:p>
+        </w:tc>
+        <w:tc>
+          <w:tcPr>
+            <w:tcW w:type="dxa" w:w="3628"/>
+          </w:tcPr>
+          <w:p>
+            <w:pPr>
+              <w:spacing w:after="20"/>
+            </w:pPr>
+            <w:r/>
+            <w:r>
+              <w:rPr>
+                <w:color w:val="1F2937"/>
+                <w:sz w:val="19"/>
+              </w:rPr>
+              <w:t>Halloween: растягивать ли урок на весь экран в «Показе»</w:t>
+            </w:r>
+          </w:p>
+        </w:tc>
+        <w:tc>
+          <w:tcPr>
+            <w:tcW w:type="dxa" w:w="5953"/>
+          </w:tcPr>
+          <w:p>
+            <w:pPr>
+              <w:spacing w:after="20"/>
+            </w:pPr>
+            <w:r/>
+            <w:r>
+              <w:rPr>
+                <w:color w:val="5A6372"/>
+                <w:sz w:val="19"/>
+              </w:rPr>
+              <w:t>В «Показе» платформа выводит встроенный урок окном не выше 520 px. Пока учитель открывает урок кнопкой «▶ Открыть урок на весь экран» (новая вкладка) — это работает. Чтобы урок шёл прямо в «Показе» на весь экран, нужна небольшая правка платформы (wowspeak-platform) — только с вашего «да»</w:t>
             </w:r>
           </w:p>
         </w:tc>
@@ -1511,6 +1569,288 @@
           </w:p>
         </w:tc>
       </w:tr>
+      <w:tr>
+        <w:tc>
+          <w:tcPr>
+            <w:tcW w:type="dxa" w:w="510"/>
+            <w:shd w:val="clear" w:color="auto" w:fill="F3F7FC"/>
+          </w:tcPr>
+          <w:p>
+            <w:pPr>
+              <w:spacing w:after="20"/>
+            </w:pPr>
+            <w:r/>
+            <w:r>
+              <w:rPr>
+                <w:b/>
+                <w:color w:val="143A6B"/>
+                <w:sz w:val="19"/>
+              </w:rPr>
+              <w:t>11</w:t>
+            </w:r>
+          </w:p>
+        </w:tc>
+        <w:tc>
+          <w:tcPr>
+            <w:tcW w:type="dxa" w:w="1077"/>
+          </w:tcPr>
+          <w:p>
+            <w:pPr>
+              <w:spacing w:after="20"/>
+            </w:pPr>
+            <w:r/>
+            <w:r>
+              <w:rPr>
+                <w:color w:val="1F2937"/>
+                <w:sz w:val="19"/>
+              </w:rPr>
+              <w:t>Halloween</w:t>
+            </w:r>
+          </w:p>
+        </w:tc>
+        <w:tc>
+          <w:tcPr>
+            <w:tcW w:type="dxa" w:w="2494"/>
+          </w:tcPr>
+          <w:p>
+            <w:pPr>
+              <w:spacing w:after="20"/>
+            </w:pPr>
+            <w:r/>
+            <w:r>
+              <w:rPr>
+                <w:color w:val="1F2937"/>
+                <w:sz w:val="19"/>
+              </w:rPr>
+              <w:t>Нажать «Озвучить пачкой» для 7 домашек</w:t>
+            </w:r>
+          </w:p>
+        </w:tc>
+        <w:tc>
+          <w:tcPr>
+            <w:tcW w:type="dxa" w:w="3175"/>
+          </w:tcPr>
+          <w:p>
+            <w:pPr>
+              <w:spacing w:after="20"/>
+            </w:pPr>
+            <w:r/>
+            <w:r>
+              <w:rPr>
+                <w:color w:val="1F2937"/>
+                <w:sz w:val="19"/>
+              </w:rPr>
+              <w:t>«Контент» → «Медиа» → «🔊 Озвучить пачкой» → курс Holidays → юнит Halloween (всё, что «Halloween Homework · …»). Слова в карточках, «послушай и выбери», «послушай и напиши»</w:t>
+            </w:r>
+          </w:p>
+        </w:tc>
+        <w:tc>
+          <w:tcPr>
+            <w:tcW w:type="dxa" w:w="2891"/>
+          </w:tcPr>
+          <w:p>
+            <w:pPr>
+              <w:spacing w:after="20"/>
+            </w:pPr>
+            <w:r/>
+            <w:r>
+              <w:rPr>
+                <w:color w:val="5A6372"/>
+                <w:sz w:val="19"/>
+              </w:rPr>
+              <w:t>Задания на слух без звука</w:t>
+            </w:r>
+          </w:p>
+        </w:tc>
+      </w:tr>
+      <w:tr>
+        <w:tc>
+          <w:tcPr>
+            <w:tcW w:type="dxa" w:w="510"/>
+            <w:shd w:val="clear" w:color="auto" w:fill="F3F7FC"/>
+          </w:tcPr>
+          <w:p>
+            <w:pPr>
+              <w:spacing w:after="20"/>
+            </w:pPr>
+            <w:r/>
+            <w:r>
+              <w:rPr>
+                <w:b/>
+                <w:color w:val="143A6B"/>
+                <w:sz w:val="19"/>
+              </w:rPr>
+              <w:t>12</w:t>
+            </w:r>
+          </w:p>
+        </w:tc>
+        <w:tc>
+          <w:tcPr>
+            <w:tcW w:type="dxa" w:w="1077"/>
+          </w:tcPr>
+          <w:p>
+            <w:pPr>
+              <w:spacing w:after="20"/>
+            </w:pPr>
+            <w:r/>
+            <w:r>
+              <w:rPr>
+                <w:color w:val="1F2937"/>
+                <w:sz w:val="19"/>
+              </w:rPr>
+              <w:t>Halloween</w:t>
+            </w:r>
+          </w:p>
+        </w:tc>
+        <w:tc>
+          <w:tcPr>
+            <w:tcW w:type="dxa" w:w="2494"/>
+          </w:tcPr>
+          <w:p>
+            <w:pPr>
+              <w:spacing w:after="20"/>
+            </w:pPr>
+            <w:r/>
+            <w:r>
+              <w:rPr>
+                <w:color w:val="1F2937"/>
+                <w:sz w:val="19"/>
+              </w:rPr>
+              <w:t>Посмотреть 7 планов и 7 домашек</w:t>
+            </w:r>
+          </w:p>
+        </w:tc>
+        <w:tc>
+          <w:tcPr>
+            <w:tcW w:type="dxa" w:w="3175"/>
+          </w:tcPr>
+          <w:p>
+            <w:pPr>
+              <w:spacing w:after="20"/>
+            </w:pPr>
+            <w:r/>
+            <w:r>
+              <w:rPr>
+                <w:color w:val="1F2937"/>
+                <w:sz w:val="19"/>
+              </w:rPr>
+              <w:t>«Контент» → «Библиотека» → Holidays → Halloween → 👁. В плане — кнопка «▶ Открыть урок на весь экран», превью урока и план для учителя</w:t>
+            </w:r>
+          </w:p>
+        </w:tc>
+        <w:tc>
+          <w:tcPr>
+            <w:tcW w:type="dxa" w:w="2891"/>
+          </w:tcPr>
+          <w:p>
+            <w:pPr>
+              <w:spacing w:after="20"/>
+            </w:pPr>
+            <w:r/>
+            <w:r>
+              <w:rPr>
+                <w:color w:val="5A6372"/>
+                <w:sz w:val="19"/>
+              </w:rPr>
+              <w:t>Ошибку найдёт учитель на уроке</w:t>
+            </w:r>
+          </w:p>
+        </w:tc>
+      </w:tr>
+      <w:tr>
+        <w:tc>
+          <w:tcPr>
+            <w:tcW w:type="dxa" w:w="510"/>
+            <w:shd w:val="clear" w:color="auto" w:fill="F3F7FC"/>
+          </w:tcPr>
+          <w:p>
+            <w:pPr>
+              <w:spacing w:after="20"/>
+            </w:pPr>
+            <w:r/>
+            <w:r>
+              <w:rPr>
+                <w:b/>
+                <w:color w:val="143A6B"/>
+                <w:sz w:val="19"/>
+              </w:rPr>
+              <w:t>13</w:t>
+            </w:r>
+          </w:p>
+        </w:tc>
+        <w:tc>
+          <w:tcPr>
+            <w:tcW w:type="dxa" w:w="1077"/>
+          </w:tcPr>
+          <w:p>
+            <w:pPr>
+              <w:spacing w:after="20"/>
+            </w:pPr>
+            <w:r/>
+            <w:r>
+              <w:rPr>
+                <w:color w:val="1F2937"/>
+                <w:sz w:val="19"/>
+              </w:rPr>
+              <w:t>Halloween</w:t>
+            </w:r>
+          </w:p>
+        </w:tc>
+        <w:tc>
+          <w:tcPr>
+            <w:tcW w:type="dxa" w:w="2494"/>
+          </w:tcPr>
+          <w:p>
+            <w:pPr>
+              <w:spacing w:after="20"/>
+            </w:pPr>
+            <w:r/>
+            <w:r>
+              <w:rPr>
+                <w:color w:val="1F2937"/>
+                <w:sz w:val="19"/>
+              </w:rPr>
+              <w:t>Опубликовать 14 материалов</w:t>
+            </w:r>
+          </w:p>
+        </w:tc>
+        <w:tc>
+          <w:tcPr>
+            <w:tcW w:type="dxa" w:w="3175"/>
+          </w:tcPr>
+          <w:p>
+            <w:pPr>
+              <w:spacing w:after="20"/>
+            </w:pPr>
+            <w:r/>
+            <w:r>
+              <w:rPr>
+                <w:color w:val="1F2937"/>
+                <w:sz w:val="19"/>
+              </w:rPr>
+              <w:t>Там же: «☰ Списком» → галочки → «✓ Опубликовать»</w:t>
+            </w:r>
+          </w:p>
+        </w:tc>
+        <w:tc>
+          <w:tcPr>
+            <w:tcW w:type="dxa" w:w="2891"/>
+          </w:tcPr>
+          <w:p>
+            <w:pPr>
+              <w:spacing w:after="20"/>
+            </w:pPr>
+            <w:r/>
+            <w:r>
+              <w:rPr>
+                <w:color w:val="5A6372"/>
+                <w:sz w:val="19"/>
+              </w:rPr>
+              <w:t>Учителя не увидят уроки в «Планах уроков», а ДЗ — в «Задать ДЗ»</w:t>
+            </w:r>
+          </w:p>
+        </w:tc>
+      </w:tr>
     </w:tbl>
     <w:p>
       <w:pPr>

--- a/builds/Что нужно от вас.docx
+++ b/builds/Что нужно от вас.docx
@@ -194,7 +194,7 @@
                 <w:color w:val="1F2937"/>
                 <w:sz w:val="19"/>
               </w:rPr>
-              <w:t>SM0, юнит 0: что делать с чужой «Homework 1»</w:t>
+              <w:t>Запустить удаление чужой «Homework 1» в SQL Editor</w:t>
             </w:r>
           </w:p>
         </w:tc>
@@ -212,7 +212,7 @@
                 <w:color w:val="5A6372"/>
                 <w:sz w:val="19"/>
               </w:rPr>
-              <w:t>В юните теперь две «Homework 1»: наша восстановленная (9 блоков, идёт первой) и старая чужая — копия ДЗ 4 юнита 1 (17 блоков, идёт второй). Скажете — удалю или переименую старую. Пока в библиотеке два урока с одним названием</w:t>
+              <w:t>Решение принято 19.10: удалить. Через наш инструмент delete до базы не доходит — нужен ваш запуск. Готовый файл: builds/sm0/u0/u0_hw1_chuzhaya_delete.sql, текст продублирован в чат. Копии сняты. Пока не запустите — в библиотеке две «Homework 1»</w:t>
             </w:r>
           </w:p>
         </w:tc>

--- a/builds/Что нужно от вас.docx
+++ b/builds/Что нужно от вас.docx
@@ -194,64 +194,6 @@
                 <w:color w:val="1F2937"/>
                 <w:sz w:val="19"/>
               </w:rPr>
-              <w:t>Запустить удаление чужой «Homework 1» в SQL Editor</w:t>
-            </w:r>
-          </w:p>
-        </w:tc>
-        <w:tc>
-          <w:tcPr>
-            <w:tcW w:type="dxa" w:w="5953"/>
-          </w:tcPr>
-          <w:p>
-            <w:pPr>
-              <w:spacing w:after="20"/>
-            </w:pPr>
-            <w:r/>
-            <w:r>
-              <w:rPr>
-                <w:color w:val="5A6372"/>
-                <w:sz w:val="19"/>
-              </w:rPr>
-              <w:t>Решение принято 19.10: удалить. Через наш инструмент delete до базы не доходит — нужен ваш запуск. Готовый файл: builds/sm0/u0/u0_hw1_chuzhaya_delete.sql, текст продублирован в чат. Копии сняты. Пока не запустите — в библиотеке две «Homework 1»</w:t>
-            </w:r>
-          </w:p>
-        </w:tc>
-      </w:tr>
-      <w:tr>
-        <w:tc>
-          <w:tcPr>
-            <w:tcW w:type="dxa" w:w="567"/>
-            <w:shd w:val="clear" w:color="auto" w:fill="F3F7FC"/>
-          </w:tcPr>
-          <w:p>
-            <w:pPr>
-              <w:spacing w:after="20"/>
-            </w:pPr>
-            <w:r/>
-            <w:r>
-              <w:rPr>
-                <w:b/>
-                <w:color w:val="143A6B"/>
-                <w:sz w:val="19"/>
-              </w:rPr>
-              <w:t>2</w:t>
-            </w:r>
-          </w:p>
-        </w:tc>
-        <w:tc>
-          <w:tcPr>
-            <w:tcW w:type="dxa" w:w="3628"/>
-          </w:tcPr>
-          <w:p>
-            <w:pPr>
-              <w:spacing w:after="20"/>
-            </w:pPr>
-            <w:r/>
-            <w:r>
-              <w:rPr>
-                <w:color w:val="1F2937"/>
-                <w:sz w:val="19"/>
-              </w:rPr>
               <w:t>SM0: менять ли старые картинки цветов на новые шарики</w:t>
             </w:r>
           </w:p>
@@ -292,7 +234,7 @@
                 <w:color w:val="143A6B"/>
                 <w:sz w:val="19"/>
               </w:rPr>
-              <w:t>3</w:t>
+              <w:t>2</w:t>
             </w:r>
           </w:p>
         </w:tc>
@@ -350,7 +292,7 @@
                 <w:color w:val="143A6B"/>
                 <w:sz w:val="19"/>
               </w:rPr>
-              <w:t>4</w:t>
+              <w:t>3</w:t>
             </w:r>
           </w:p>
         </w:tc>
